--- a/info.docx
+++ b/info.docx
@@ -144,25 +144,7 @@
           <w:sz w:val="32"/>
           <w:szCs w:val="32"/>
         </w:rPr>
-        <w:t xml:space="preserve">В шапке </w:t>
-      </w:r>
-      <w:proofErr w:type="spellStart"/>
-      <w:r>
-        <w:rPr>
-          <w:rFonts w:ascii="Times New Roman" w:hAnsi="Times New Roman" w:cs="Times New Roman"/>
-          <w:sz w:val="32"/>
-          <w:szCs w:val="32"/>
-        </w:rPr>
-        <w:t>кликабельные</w:t>
-      </w:r>
-      <w:proofErr w:type="spellEnd"/>
-      <w:r>
-        <w:rPr>
-          <w:rFonts w:ascii="Times New Roman" w:hAnsi="Times New Roman" w:cs="Times New Roman"/>
-          <w:sz w:val="32"/>
-          <w:szCs w:val="32"/>
-        </w:rPr>
-        <w:t xml:space="preserve"> ссылки, которые подчёркиваются при наведении</w:t>
+        <w:t>В шапке кликабельные ссылки, которые подчёркиваются при наведении</w:t>
       </w:r>
     </w:p>
     <w:p>
@@ -207,6 +189,50 @@
           <w:szCs w:val="32"/>
         </w:rPr>
         <w:t>Лаконичный, понятный, дорогой дизайн</w:t>
+      </w:r>
+    </w:p>
+    <w:p>
+      <w:pPr>
+        <w:pStyle w:val="a3"/>
+        <w:numPr>
+          <w:ilvl w:val="0"/>
+          <w:numId w:val="1"/>
+        </w:numPr>
+        <w:rPr>
+          <w:rFonts w:ascii="Times New Roman" w:hAnsi="Times New Roman" w:cs="Times New Roman"/>
+          <w:sz w:val="32"/>
+          <w:szCs w:val="32"/>
+        </w:rPr>
+      </w:pPr>
+      <w:r>
+        <w:rPr>
+          <w:rFonts w:ascii="Times New Roman" w:hAnsi="Times New Roman" w:cs="Times New Roman"/>
+          <w:sz w:val="32"/>
+          <w:szCs w:val="32"/>
+        </w:rPr>
+        <w:t>Аккуратные карточки товаров</w:t>
+      </w:r>
+    </w:p>
+    <w:p>
+      <w:pPr>
+        <w:pStyle w:val="a3"/>
+        <w:numPr>
+          <w:ilvl w:val="0"/>
+          <w:numId w:val="1"/>
+        </w:numPr>
+        <w:rPr>
+          <w:rFonts w:ascii="Times New Roman" w:hAnsi="Times New Roman" w:cs="Times New Roman"/>
+          <w:sz w:val="32"/>
+          <w:szCs w:val="32"/>
+        </w:rPr>
+      </w:pPr>
+      <w:r>
+        <w:rPr>
+          <w:rFonts w:ascii="Times New Roman" w:hAnsi="Times New Roman" w:cs="Times New Roman"/>
+          <w:sz w:val="32"/>
+          <w:szCs w:val="32"/>
+        </w:rPr>
+        <w:t>Есть футер-конец сайта</w:t>
       </w:r>
     </w:p>
     <w:p>
